--- a/docs/paper/Auditrix_with_UI - tracked changes.docx
+++ b/docs/paper/Auditrix_with_UI - tracked changes.docx
@@ -7499,7 +7499,6 @@
           <w:lang w:val="en-US"/>
         </w:rPr>
       </w:pPr>
-      <w:commentRangeStart w:id="3"/>
       <w:r>
         <w:rPr>
           <w:rFonts w:ascii="Courier New" w:hAnsi="Courier New" w:cs="Courier New"/>
@@ -7528,7 +7527,7 @@
             <w:szCs w:val="24"/>
             <w:lang w:val="en-US"/>
           </w:rPr>
-          <w:t xml:space="preserve">student lists exported</w:t>
+          <w:t xml:space="preserve">class lists exported</w:t>
         </w:r>
       </w:ins>
       <w:r>
@@ -7548,7 +7547,7 @@
             <w:szCs w:val="24"/>
             <w:lang w:val="en-US"/>
           </w:rPr>
-          <w:t xml:space="preserve"> in its "Export to Excel" format</w:t>
+          <w:t xml:space="preserve">, in the format provided by the Program Chairpersons. The format for importing curricula was designed by the researchers</w:t>
         </w:r>
       </w:ins>
       <w:r>
@@ -7559,13 +7558,6 @@
           <w:lang w:val="en-US"/>
         </w:rPr>
         <w:t xml:space="preserve">. By synthesizing the qualitative insights from these participants with the quantitative benchmarks found in existing institutional literature and automated academic auditing records, the researchers established a comprehensive data foundation for the development and evaluation of the proposed system.</w:t>
-      </w:r>
-      <w:commentRangeEnd w:id="3"/>
-      <w:r>
-        <w:rPr>
-          <w:rStyle w:val="CommentReference"/>
-        </w:rPr>
-        <w:commentReference w:id="3"/>
       </w:r>
     </w:p>
     <w:p>
@@ -10448,7 +10440,7 @@
             <w:sz w:val="24"/>
             <w:szCs w:val="24"/>
           </w:rPr>
-          <w:t xml:space="preserve"> Each program keeps curriculum versions by effective year (e.g., BSCpE 2019 and 2023), and a new version can copy an existing one. Each subject has a code, title, units, year level and semester (including midyear), and its requirements. Curricula can be imported from a CSV or .xls file with a preview of what will be added, changed or removed before saving, exported to CSV or PDF, and every change is kept in a per-version change history showing who changed what, and when.</w:t>
+          <w:t xml:space="preserve"> Each program keeps curriculum versions by effective year (e.g., BSCpE 2019 and 2023), and a new version can copy an existing one. Each subject has a code, title, units, year level and semester (including midyear), and its requirements. Curricula can be imported from a CSV or .xls file, in a format designed by the researchers, with a preview of what will be added, changed or removed before saving, exported to CSV or PDF, and every change is kept in a per-version change history showing who changed what, and when.</w:t>
         </w:r>
       </w:ins>
     </w:p>
@@ -10504,7 +10496,7 @@
             <w:sz w:val="24"/>
             <w:szCs w:val="24"/>
           </w:rPr>
-          <w:t xml:space="preserve"> Students are registered one at a time or imported from a CSV or .xls file, either the system's template or the student list produced by the KSU-MIS "Export to Excel" function, and ID numbers are checked against the KSU format (e.g., 24-113792). When a student shifts, the releasing chairperson files a shift request and the receiving program's chairperson accepts the student into one of their curriculum versions. Transfers in and out and drops are recorded as well, and every movement is kept in the student's history.</w:t>
+          <w:t xml:space="preserve"> Students are registered one at a time or imported from a CSV or .xls file, either the system's template or a class list exported from the KSU MIS (its "Export to Excel" file, in the format the Program Chairpersons provided), and ID numbers are checked against the KSU format (e.g., 24-113792). When a student shifts, the releasing chairperson files a shift request and the receiving program's chairperson accepts the student into one of their curriculum versions. Transfers in and out and drops are recorded as well, and every movement is kept in the student's history.</w:t>
         </w:r>
       </w:ins>
     </w:p>
@@ -16779,7 +16771,7 @@
           <w:szCs w:val="24"/>
         </w:rPr>
       </w:pPr>
-      <w:commentRangeStart w:id="5"/>
+      <w:commentRangeStart w:id="4"/>
       <w:r>
         <w:rPr>
           <w:rFonts w:ascii="Courier New" w:hAnsi="Courier New" w:cs="Courier New"/>
@@ -16844,12 +16836,12 @@
         </w:rPr>
         <w:t xml:space="preserve">.)</w:t>
       </w:r>
-      <w:commentRangeEnd w:id="5"/>
+      <w:commentRangeEnd w:id="4"/>
       <w:r>
         <w:rPr>
           <w:rStyle w:val="CommentReference"/>
         </w:rPr>
-        <w:commentReference w:id="5"/>
+        <w:commentReference w:id="4"/>
       </w:r>
     </w:p>
     <w:p>
@@ -19633,7 +19625,7 @@
           <w:szCs w:val="24"/>
         </w:rPr>
       </w:pPr>
-      <w:commentRangeStart w:id="4"/>
+      <w:commentRangeStart w:id="3"/>
       <w:ins w:id="90503" w:author="Claude" w:date="2026-10-07T00:00:00Z">
         <w:r>
           <w:rPr>
@@ -19656,12 +19648,12 @@
           <w:t xml:space="preserve"> Operations manual: Student development services &amp; placement guide. Kalinga State University.</w:t>
         </w:r>
       </w:ins>
-      <w:commentRangeEnd w:id="4"/>
+      <w:commentRangeEnd w:id="3"/>
       <w:r>
         <w:rPr>
           <w:rStyle w:val="CommentReference"/>
         </w:rPr>
-        <w:commentReference w:id="4"/>
+        <w:commentReference w:id="3"/>
       </w:r>
     </w:p>
     <w:p>
@@ -19794,7 +19786,7 @@
 
 <file path=word/comments.xml><?xml version="1.0" encoding="utf-8"?>
 <w:comments xmlns:wpc="http://schemas.microsoft.com/office/word/2010/wordprocessingCanvas" xmlns:cx="http://schemas.microsoft.com/office/drawing/2014/chartex" xmlns:cx1="http://schemas.microsoft.com/office/drawing/2015/9/8/chartex" xmlns:cx2="http://schemas.microsoft.com/office/drawing/2015/10/21/chartex" xmlns:cx3="http://schemas.microsoft.com/office/drawing/2016/5/9/chartex" xmlns:cx4="http://schemas.microsoft.com/office/drawing/2016/5/10/chartex" xmlns:cx5="http://schemas.microsoft.com/office/drawing/2016/5/11/chartex" xmlns:cx6="http://schemas.microsoft.com/office/drawing/2016/5/12/chartex" xmlns:cx7="http://schemas.microsoft.com/office/drawing/2016/5/13/chartex" xmlns:cx8="http://schemas.microsoft.com/office/drawing/2016/5/14/chartex" xmlns:mc="http://schemas.openxmlformats.org/markup-compatibility/2006" xmlns:aink="http://schemas.microsoft.com/office/drawing/2016/ink" xmlns:am3d="http://schemas.microsoft.com/office/drawing/2017/model3d" xmlns:o="urn:schemas-microsoft-com:office:office" xmlns:oel="http://schemas.microsoft.com/office/2019/extlst" xmlns:r="http://schemas.openxmlformats.org/officeDocument/2006/relationships" xmlns:m="http://schemas.openxmlformats.org/officeDocument/2006/math" xmlns:v="urn:schemas-microsoft-com:vml" xmlns:wp14="http://schemas.microsoft.com/office/word/2010/wordprocessingDrawing" xmlns:wp="http://schemas.openxmlformats.org/drawingml/2006/wordprocessingDrawing" xmlns:w10="urn:schemas-microsoft-com:office:word" xmlns:w="http://schemas.openxmlformats.org/wordprocessingml/2006/main" xmlns:w14="http://schemas.microsoft.com/office/word/2010/wordml" xmlns:w15="http://schemas.microsoft.com/office/word/2012/wordml" xmlns:w16cex="http://schemas.microsoft.com/office/word/2018/wordml/cex" xmlns:w16cid="http://schemas.microsoft.com/office/word/2016/wordml/cid" xmlns:w16="http://schemas.microsoft.com/office/word/2018/wordml" xmlns:w16du="http://schemas.microsoft.com/office/word/2023/wordml/word16du" xmlns:w16sdtdh="http://schemas.microsoft.com/office/word/2020/wordml/sdtdatahash" xmlns:w16sdtfl="http://schemas.microsoft.com/office/word/2024/wordml/sdtformatlock" xmlns:w16se="http://schemas.microsoft.com/office/word/2015/wordml/symex" xmlns:wpg="http://schemas.microsoft.com/office/word/2010/wordprocessingGroup" xmlns:wpi="http://schemas.microsoft.com/office/word/2010/wordprocessingInk" xmlns:wne="http://schemas.microsoft.com/office/word/2006/wordml" xmlns:wps="http://schemas.microsoft.com/office/word/2010/wordprocessingShape" mc:Ignorable="w14 w15 w16se w16cid w16 w16cex w16sdtdh w16sdtfl w16du wp14">
-  <w:comment w:id="0" w:author="Claude" w:date="2026-10-07T12:30:20Z" w:initials="CL">
+  <w:comment w:id="0" w:author="Claude" w:date="2026-10-07T13:26:11Z" w:initials="CL">
     <w:p>
       <w:r>
         <w:rPr>
@@ -19812,7 +19804,7 @@
       </w:r>
     </w:p>
   </w:comment>
-  <w:comment w:id="1" w:author="Claude" w:date="2026-10-07T12:30:20Z" w:initials="CL">
+  <w:comment w:id="1" w:author="Claude" w:date="2026-10-07T13:26:11Z" w:initials="CL">
     <w:p>
       <w:r>
         <w:rPr>
@@ -19830,7 +19822,7 @@
       </w:r>
     </w:p>
   </w:comment>
-  <w:comment w:id="2" w:author="Claude" w:date="2026-10-07T12:30:20Z" w:initials="CL">
+  <w:comment w:id="2" w:author="Claude" w:date="2026-10-07T13:26:11Z" w:initials="CL">
     <w:p>
       <w:r>
         <w:rPr>
@@ -19848,7 +19840,7 @@
       </w:r>
     </w:p>
   </w:comment>
-  <w:comment w:id="3" w:author="Claude" w:date="2026-10-07T12:30:20Z" w:initials="CL">
+  <w:comment w:id="3" w:author="Claude" w:date="2026-10-07T13:26:11Z" w:initials="CL">
     <w:p>
       <w:r>
         <w:rPr>
@@ -19862,29 +19854,11 @@
           <w:sz w:val="20"/>
           <w:szCs w:val="20"/>
         </w:rPr>
-        <w:t xml:space="preserve">Please confirm you worked from an actual KSU-MIS export file. If not, reject this change.</w:t>
+        <w:t xml:space="preserve">Add the year or edition of the Student Handbook and Operations Manual you used, and order these with the rest of your references.</w:t>
       </w:r>
     </w:p>
   </w:comment>
-  <w:comment w:id="4" w:author="Claude" w:date="2026-10-07T12:30:21Z" w:initials="CL">
-    <w:p>
-      <w:r>
-        <w:rPr>
-          <w:rStyle w:val="CommentReference"/>
-        </w:rPr>
-        <w:annotationRef/>
-      </w:r>
-      <w:r>
-        <w:rPr>
-          <w:color w:val="000000"/>
-          <w:sz w:val="20"/>
-          <w:szCs w:val="20"/>
-        </w:rPr>
-        <w:t xml:space="preserve">Add the year or edition of the Student Handbook and Operations Manual you used, and order these with the rest of your references.</w:t>
-      </w:r>
-    </w:p>
-  </w:comment>
-  <w:comment w:id="5" w:author="Claude" w:date="2026-10-07T12:30:21Z" w:initials="CL">
+  <w:comment w:id="4" w:author="Claude" w:date="2026-10-07T13:26:11Z" w:initials="CL">
     <w:p>
       <w:r>
         <w:rPr>
@@ -19907,34 +19881,31 @@
 
 <file path=word/commentsExtended.xml><?xml version="1.0" encoding="utf-8"?>
 <w15:commentsEx xmlns:wpc="http://schemas.microsoft.com/office/word/2010/wordprocessingCanvas" xmlns:cx="http://schemas.microsoft.com/office/drawing/2014/chartex" xmlns:cx1="http://schemas.microsoft.com/office/drawing/2015/9/8/chartex" xmlns:cx2="http://schemas.microsoft.com/office/drawing/2015/10/21/chartex" xmlns:cx3="http://schemas.microsoft.com/office/drawing/2016/5/9/chartex" xmlns:cx4="http://schemas.microsoft.com/office/drawing/2016/5/10/chartex" xmlns:cx5="http://schemas.microsoft.com/office/drawing/2016/5/11/chartex" xmlns:cx6="http://schemas.microsoft.com/office/drawing/2016/5/12/chartex" xmlns:cx7="http://schemas.microsoft.com/office/drawing/2016/5/13/chartex" xmlns:cx8="http://schemas.microsoft.com/office/drawing/2016/5/14/chartex" xmlns:mc="http://schemas.openxmlformats.org/markup-compatibility/2006" xmlns:aink="http://schemas.microsoft.com/office/drawing/2016/ink" xmlns:am3d="http://schemas.microsoft.com/office/drawing/2017/model3d" xmlns:o="urn:schemas-microsoft-com:office:office" xmlns:oel="http://schemas.microsoft.com/office/2019/extlst" xmlns:r="http://schemas.openxmlformats.org/officeDocument/2006/relationships" xmlns:m="http://schemas.openxmlformats.org/officeDocument/2006/math" xmlns:v="urn:schemas-microsoft-com:vml" xmlns:wp14="http://schemas.microsoft.com/office/word/2010/wordprocessingDrawing" xmlns:wp="http://schemas.openxmlformats.org/drawingml/2006/wordprocessingDrawing" xmlns:w10="urn:schemas-microsoft-com:office:word" xmlns:w="http://schemas.openxmlformats.org/wordprocessingml/2006/main" xmlns:w14="http://schemas.microsoft.com/office/word/2010/wordml" xmlns:w15="http://schemas.microsoft.com/office/word/2012/wordml" xmlns:w16cex="http://schemas.microsoft.com/office/word/2018/wordml/cex" xmlns:w16cid="http://schemas.microsoft.com/office/word/2016/wordml/cid" xmlns:w16="http://schemas.microsoft.com/office/word/2018/wordml" xmlns:w16du="http://schemas.microsoft.com/office/word/2023/wordml/word16du" xmlns:w16sdtdh="http://schemas.microsoft.com/office/word/2020/wordml/sdtdatahash" xmlns:w16sdtfl="http://schemas.microsoft.com/office/word/2024/wordml/sdtformatlock" xmlns:w16se="http://schemas.microsoft.com/office/word/2015/wordml/symex" xmlns:wpg="http://schemas.microsoft.com/office/word/2010/wordprocessingGroup" xmlns:wpi="http://schemas.microsoft.com/office/word/2010/wordprocessingInk" xmlns:wne="http://schemas.microsoft.com/office/word/2006/wordml" xmlns:wps="http://schemas.microsoft.com/office/word/2010/wordprocessingShape" mc:Ignorable="w14 w15 w16se w16cid w16 w16cex w16sdtdh w16sdtfl w16du wp14">
-  <w15:commentEx w15:paraId="5A632343" w15:done="0"/>
-  <w15:commentEx w15:paraId="096BDA6B" w15:done="0"/>
-  <w15:commentEx w15:paraId="022F5D23" w15:done="0"/>
-  <w15:commentEx w15:paraId="5247CB42" w15:done="0"/>
-  <w15:commentEx w15:paraId="3B338548" w15:done="0"/>
-  <w15:commentEx w15:paraId="6463E24E" w15:done="0"/>
+  <w15:commentEx w15:paraId="30896CA2" w15:done="0"/>
+  <w15:commentEx w15:paraId="4815F1B7" w15:done="0"/>
+  <w15:commentEx w15:paraId="2A9007E6" w15:done="0"/>
+  <w15:commentEx w15:paraId="791627FF" w15:done="0"/>
+  <w15:commentEx w15:paraId="54613752" w15:done="0"/>
 </w15:commentsEx>
 </file>
 
 <file path=word/commentsExtensible.xml><?xml version="1.0" encoding="utf-8"?>
 <w16cex:commentsExtensible xmlns:wpc="http://schemas.microsoft.com/office/word/2010/wordprocessingCanvas" xmlns:cx="http://schemas.microsoft.com/office/drawing/2014/chartex" xmlns:cx1="http://schemas.microsoft.com/office/drawing/2015/9/8/chartex" xmlns:cx2="http://schemas.microsoft.com/office/drawing/2015/10/21/chartex" xmlns:cx3="http://schemas.microsoft.com/office/drawing/2016/5/9/chartex" xmlns:cx4="http://schemas.microsoft.com/office/drawing/2016/5/10/chartex" xmlns:cx5="http://schemas.microsoft.com/office/drawing/2016/5/11/chartex" xmlns:cx6="http://schemas.microsoft.com/office/drawing/2016/5/12/chartex" xmlns:cx7="http://schemas.microsoft.com/office/drawing/2016/5/13/chartex" xmlns:cx8="http://schemas.microsoft.com/office/drawing/2016/5/14/chartex" xmlns:mc="http://schemas.openxmlformats.org/markup-compatibility/2006" xmlns:aink="http://schemas.microsoft.com/office/drawing/2016/ink" xmlns:am3d="http://schemas.microsoft.com/office/drawing/2017/model3d" xmlns:o="urn:schemas-microsoft-com:office:office" xmlns:oel="http://schemas.microsoft.com/office/2019/extlst" xmlns:r="http://schemas.openxmlformats.org/officeDocument/2006/relationships" xmlns:m="http://schemas.openxmlformats.org/officeDocument/2006/math" xmlns:v="urn:schemas-microsoft-com:vml" xmlns:wp14="http://schemas.microsoft.com/office/word/2010/wordprocessingDrawing" xmlns:wp="http://schemas.openxmlformats.org/drawingml/2006/wordprocessingDrawing" xmlns:w10="urn:schemas-microsoft-com:office:word" xmlns:w="http://schemas.openxmlformats.org/wordprocessingml/2006/main" xmlns:w14="http://schemas.microsoft.com/office/word/2010/wordml" xmlns:w15="http://schemas.microsoft.com/office/word/2012/wordml" xmlns:w16cex="http://schemas.microsoft.com/office/word/2018/wordml/cex" xmlns:w16cid="http://schemas.microsoft.com/office/word/2016/wordml/cid" xmlns:w16="http://schemas.microsoft.com/office/word/2018/wordml" xmlns:w16du="http://schemas.microsoft.com/office/word/2023/wordml/word16du" xmlns:w16sdtdh="http://schemas.microsoft.com/office/word/2020/wordml/sdtdatahash" xmlns:w16sdtfl="http://schemas.microsoft.com/office/word/2024/wordml/sdtformatlock" xmlns:w16se="http://schemas.microsoft.com/office/word/2015/wordml/symex" xmlns:wpg="http://schemas.microsoft.com/office/word/2010/wordprocessingGroup" xmlns:wpi="http://schemas.microsoft.com/office/word/2010/wordprocessingInk" xmlns:wne="http://schemas.microsoft.com/office/word/2006/wordml" xmlns:wps="http://schemas.microsoft.com/office/word/2010/wordprocessingShape" xmlns:cr="http://schemas.microsoft.com/office/comments/2020/reactions" mc:Ignorable="w14 w15 w16se w16cid w16 w16cex w16sdtdh w16sdtfl cr w16du wp14">
-  <w16cex:commentExtensible w16cex:durableId="180BE09B" w16cex:dateUtc="2026-10-07T12:30:20Z"/>
-  <w16cex:commentExtensible w16cex:durableId="301907DC" w16cex:dateUtc="2026-10-07T12:30:20Z"/>
-  <w16cex:commentExtensible w16cex:durableId="6AA4B674" w16cex:dateUtc="2026-10-07T12:30:20Z"/>
-  <w16cex:commentExtensible w16cex:durableId="28088463" w16cex:dateUtc="2026-10-07T12:30:20Z"/>
-  <w16cex:commentExtensible w16cex:durableId="4662B79D" w16cex:dateUtc="2026-10-07T12:30:21Z"/>
-  <w16cex:commentExtensible w16cex:durableId="4762062F" w16cex:dateUtc="2026-10-07T12:30:21Z"/>
+  <w16cex:commentExtensible w16cex:durableId="2D6A9B33" w16cex:dateUtc="2026-10-07T13:26:11Z"/>
+  <w16cex:commentExtensible w16cex:durableId="2B9EF915" w16cex:dateUtc="2026-10-07T13:26:11Z"/>
+  <w16cex:commentExtensible w16cex:durableId="0599AB21" w16cex:dateUtc="2026-10-07T13:26:11Z"/>
+  <w16cex:commentExtensible w16cex:durableId="58E81288" w16cex:dateUtc="2026-10-07T13:26:11Z"/>
+  <w16cex:commentExtensible w16cex:durableId="2FD77DF2" w16cex:dateUtc="2026-10-07T13:26:11Z"/>
 </w16cex:commentsExtensible>
 </file>
 
 <file path=word/commentsIds.xml><?xml version="1.0" encoding="utf-8"?>
 <w16cid:commentsIds xmlns:wpc="http://schemas.microsoft.com/office/word/2010/wordprocessingCanvas" xmlns:cx="http://schemas.microsoft.com/office/drawing/2014/chartex" xmlns:cx1="http://schemas.microsoft.com/office/drawing/2015/9/8/chartex" xmlns:cx2="http://schemas.microsoft.com/office/drawing/2015/10/21/chartex" xmlns:cx3="http://schemas.microsoft.com/office/drawing/2016/5/9/chartex" xmlns:cx4="http://schemas.microsoft.com/office/drawing/2016/5/10/chartex" xmlns:cx5="http://schemas.microsoft.com/office/drawing/2016/5/11/chartex" xmlns:cx6="http://schemas.microsoft.com/office/drawing/2016/5/12/chartex" xmlns:cx7="http://schemas.microsoft.com/office/drawing/2016/5/13/chartex" xmlns:cx8="http://schemas.microsoft.com/office/drawing/2016/5/14/chartex" xmlns:mc="http://schemas.openxmlformats.org/markup-compatibility/2006" xmlns:aink="http://schemas.microsoft.com/office/drawing/2016/ink" xmlns:am3d="http://schemas.microsoft.com/office/drawing/2017/model3d" xmlns:o="urn:schemas-microsoft-com:office:office" xmlns:oel="http://schemas.microsoft.com/office/2019/extlst" xmlns:r="http://schemas.openxmlformats.org/officeDocument/2006/relationships" xmlns:m="http://schemas.openxmlformats.org/officeDocument/2006/math" xmlns:v="urn:schemas-microsoft-com:vml" xmlns:wp14="http://schemas.microsoft.com/office/word/2010/wordprocessingDrawing" xmlns:wp="http://schemas.openxmlformats.org/drawingml/2006/wordprocessingDrawing" xmlns:w10="urn:schemas-microsoft-com:office:word" xmlns:w="http://schemas.openxmlformats.org/wordprocessingml/2006/main" xmlns:w14="http://schemas.microsoft.com/office/word/2010/wordml" xmlns:w15="http://schemas.microsoft.com/office/word/2012/wordml" xmlns:w16cex="http://schemas.microsoft.com/office/word/2018/wordml/cex" xmlns:w16cid="http://schemas.microsoft.com/office/word/2016/wordml/cid" xmlns:w16="http://schemas.microsoft.com/office/word/2018/wordml" xmlns:w16du="http://schemas.microsoft.com/office/word/2023/wordml/word16du" xmlns:w16sdtdh="http://schemas.microsoft.com/office/word/2020/wordml/sdtdatahash" xmlns:w16sdtfl="http://schemas.microsoft.com/office/word/2024/wordml/sdtformatlock" xmlns:w16se="http://schemas.microsoft.com/office/word/2015/wordml/symex" xmlns:wpg="http://schemas.microsoft.com/office/word/2010/wordprocessingGroup" xmlns:wpi="http://schemas.microsoft.com/office/word/2010/wordprocessingInk" xmlns:wne="http://schemas.microsoft.com/office/word/2006/wordml" xmlns:wps="http://schemas.microsoft.com/office/word/2010/wordprocessingShape" mc:Ignorable="w14 w15 w16se w16cid w16 w16cex w16sdtdh w16sdtfl w16du wp14">
-  <w16cid:commentId w16cid:paraId="5A632343" w16cid:durableId="180BE09B"/>
-  <w16cid:commentId w16cid:paraId="096BDA6B" w16cid:durableId="301907DC"/>
-  <w16cid:commentId w16cid:paraId="022F5D23" w16cid:durableId="6AA4B674"/>
-  <w16cid:commentId w16cid:paraId="5247CB42" w16cid:durableId="28088463"/>
-  <w16cid:commentId w16cid:paraId="3B338548" w16cid:durableId="4662B79D"/>
-  <w16cid:commentId w16cid:paraId="6463E24E" w16cid:durableId="4762062F"/>
+  <w16cid:commentId w16cid:paraId="30896CA2" w16cid:durableId="2D6A9B33"/>
+  <w16cid:commentId w16cid:paraId="4815F1B7" w16cid:durableId="2B9EF915"/>
+  <w16cid:commentId w16cid:paraId="2A9007E6" w16cid:durableId="0599AB21"/>
+  <w16cid:commentId w16cid:paraId="791627FF" w16cid:durableId="58E81288"/>
+  <w16cid:commentId w16cid:paraId="54613752" w16cid:durableId="2FD77DF2"/>
 </w16cid:commentsIds>
 </file>
 
